--- a/Tarea3/Informe/Informe.docx
+++ b/Tarea3/Informe/Informe.docx
@@ -145,8 +145,6 @@
       </w:r>
       <w:r>
         <w:br/>
-      </w:r>
-      <w:r>
         <w:t>Juan Sebastián Briñez Orjuela</w:t>
       </w:r>
       <w:r>
@@ -313,10 +311,7 @@
         <w:spacing w:before="240" w:after="240"/>
       </w:pPr>
       <w:r>
-        <w:t>En esta actividad se continúa con el diseño de la base de datos de la Red Social Estudiantil Pascualina. En las ta</w:t>
-      </w:r>
-      <w:r>
-        <w:t>reas anteriores se trabajó inicialmente el modelo conceptual y después el modelo lógico, donde se definieron las tablas, relaciones y el proceso de normalización.</w:t>
+        <w:t>En esta actividad se continúa con el diseño de la base de datos de la Red Social Estudiantil Pascualina. En las tareas anteriores se trabajó inicialmente el modelo conceptual y después el modelo lógico, donde se definieron las tablas, relaciones y el proceso de normalización.</w:t>
       </w:r>
     </w:p>
     <w:p>
@@ -324,10 +319,7 @@
         <w:spacing w:before="240" w:after="240"/>
       </w:pPr>
       <w:r>
-        <w:t xml:space="preserve">En esta tercera etapa el objetivo fue llevar ese modelo a una implementación real utilizando </w:t>
-      </w:r>
-      <w:r>
-        <w:t>un Sistema Gestor de Bases de Datos. Para esto se utilizó PostgreSQL y se creó un script DDL con todas las tablas, campos, claves primarias, claves foráneas y restricciones necesarias.</w:t>
+        <w:t>En esta tercera etapa el objetivo fue llevar ese modelo a una implementación real utilizando un Sistema Gestor de Bases de Datos. Para esto se utilizó PostgreSQL y se creó un script DDL con todas las tablas, campos, claves primarias, claves foráneas y restricciones necesarias.</w:t>
       </w:r>
     </w:p>
     <w:p>
@@ -335,10 +327,7 @@
         <w:spacing w:before="240" w:after="240"/>
       </w:pPr>
       <w:r>
-        <w:t>Además de crear la estructura de la base de datos, también se realizaro</w:t>
-      </w:r>
-      <w:r>
-        <w:t>n pruebas con información de ejemplo para verificar que las relaciones y restricciones funcionaran correctamente.</w:t>
+        <w:t>Además de crear la estructura de la base de datos, también se realizaron pruebas con información de ejemplo para verificar que las relaciones y restricciones funcionaran correctamente.</w:t>
       </w:r>
     </w:p>
     <w:p>
@@ -371,10 +360,7 @@
         <w:spacing w:before="240" w:after="240"/>
       </w:pPr>
       <w:r>
-        <w:t>Implementar el modelo físico de la base de datos para la Red Social Estudiantil Pascualina utilizando PostgreSQL, aplicando senten</w:t>
-      </w:r>
-      <w:r>
-        <w:t>cias DDL, tipos de datos, claves primarias, claves foráneas, restricciones y acciones referenciales que permitan mantener organizada y consistente la información.</w:t>
+        <w:t>Implementar el modelo físico de la base de datos para la Red Social Estudiantil Pascualina utilizando PostgreSQL, aplicando sentencias DDL, tipos de datos, claves primarias, claves foráneas, restricciones y acciones referenciales que permitan mantener organizada y consistente la información.</w:t>
       </w:r>
     </w:p>
     <w:p>
@@ -407,10 +393,7 @@
         <w:spacing w:before="240" w:after="240"/>
       </w:pPr>
       <w:r>
-        <w:t>Para realizar la implementación física de la base de datos se decidió u</w:t>
-      </w:r>
-      <w:r>
-        <w:t xml:space="preserve">tilizar </w:t>
+        <w:t xml:space="preserve">Para realizar la implementación física de la base de datos se decidió utilizar </w:t>
       </w:r>
       <w:r>
         <w:rPr>
@@ -428,15 +411,7 @@
         <w:spacing w:before="240" w:after="240"/>
       </w:pPr>
       <w:r>
-        <w:t xml:space="preserve">La base de datos fue ejecutada localmente utilizando Docker, mientras </w:t>
-      </w:r>
-      <w:proofErr w:type="gramStart"/>
-      <w:r>
-        <w:t>que</w:t>
-      </w:r>
-      <w:proofErr w:type="gramEnd"/>
-      <w:r>
-        <w:t xml:space="preserve"> para la administración, ejecución de scripts y consulta de la información se utilizó </w:t>
+        <w:t xml:space="preserve">La base de datos fue ejecutada localmente utilizando Docker, mientras que para la administración, ejecución de scripts y consulta de la información se utilizó </w:t>
       </w:r>
       <w:proofErr w:type="spellStart"/>
       <w:r>
@@ -488,10 +463,7 @@
         <w:spacing w:before="240" w:after="240"/>
       </w:pPr>
       <w:r>
-        <w:t>Se eligió PostgreSQL principalmente porque es un SGBD relacional</w:t>
-      </w:r>
-      <w:r>
-        <w:t xml:space="preserve"> de código abierto, permite manejar de forma adecuada claves primarias, claves foráneas, restricciones y diferentes tipos de datos.</w:t>
+        <w:t>Se eligió PostgreSQL principalmente porque es un SGBD relacional de código abierto, permite manejar de forma adecuada claves primarias, claves foráneas, restricciones y diferentes tipos de datos.</w:t>
       </w:r>
     </w:p>
     <w:p>
@@ -499,10 +471,7 @@
         <w:spacing w:before="240" w:after="240"/>
       </w:pPr>
       <w:r>
-        <w:t>También permite trabajar fácilmente con sentencias DDL como CREATE TABLE, PRIMARY KEY, FOREIGN KEY, CHECK, UNIQUE y las acci</w:t>
-      </w:r>
-      <w:r>
-        <w:t>ones ON DELETE y ON UPDATE.</w:t>
+        <w:t>También permite trabajar fácilmente con sentencias DDL como CREATE TABLE, PRIMARY KEY, FOREIGN KEY, CHECK, UNIQUE y las acciones ON DELETE y ON UPDATE.</w:t>
       </w:r>
     </w:p>
     <w:p>
@@ -518,13 +487,7 @@
         <w:spacing w:before="240" w:after="240"/>
       </w:pPr>
       <w:r>
-        <w:t>Como desventaja se puede mencion</w:t>
-      </w:r>
-      <w:r>
-        <w:t>ar que inicialmente su configuración puede ser un poco más compleja que otras opciones. Sin embargo, utilizando Docker fue posible levantar el servidor de una forma sencilla y mantener la base de datos separada de la instalación principal del sistema opera</w:t>
-      </w:r>
-      <w:r>
-        <w:t>tivo.</w:t>
+        <w:t>Como desventaja se puede mencionar que inicialmente su configuración puede ser un poco más compleja que otras opciones. Sin embargo, utilizando Docker fue posible levantar el servidor de una forma sencilla y mantener la base de datos separada de la instalación principal del sistema operativo.</w:t>
       </w:r>
     </w:p>
     <w:p>
@@ -587,10 +550,7 @@
         <w:t>Docker:</w:t>
       </w:r>
       <w:r>
-        <w:t xml:space="preserve"> utilizado para ejecutar PostgreSQL localmente dentro de un contene</w:t>
-      </w:r>
-      <w:r>
-        <w:t>dor.</w:t>
+        <w:t xml:space="preserve"> utilizado para ejecutar PostgreSQL localmente dentro de un contenedor.</w:t>
       </w:r>
     </w:p>
     <w:p>
@@ -660,10 +620,7 @@
         <w:t>SQL:</w:t>
       </w:r>
       <w:r>
-        <w:t xml:space="preserve"> lenguaje utiliz</w:t>
-      </w:r>
-      <w:r>
-        <w:t>ado para definir la estructura física de la base de datos.</w:t>
+        <w:t xml:space="preserve"> lenguaje utilizado para definir la estructura física de la base de datos.</w:t>
       </w:r>
     </w:p>
     <w:p>
@@ -704,10 +661,7 @@
         <w:spacing w:before="240" w:after="240"/>
       </w:pPr>
       <w:r>
-        <w:t>Las entidades principales se convirtieron en ta</w:t>
-      </w:r>
-      <w:r>
-        <w:t>blas y se definieron tipos de datos específicos para PostgreSQL. También se implementaron las relaciones entre las tablas mediante claves foráneas.</w:t>
+        <w:t>Las entidades principales se convirtieron en tablas y se definieron tipos de datos específicos para PostgreSQL. También se implementaron las relaciones entre las tablas mediante claves foráneas.</w:t>
       </w:r>
     </w:p>
     <w:p>
@@ -715,10 +669,7 @@
         <w:spacing w:before="240" w:after="240"/>
       </w:pPr>
       <w:r>
-        <w:t>En el modelo lógico ya se habían separado algunos datos para evitar almacenar varios valores dentro de un mi</w:t>
-      </w:r>
-      <w:r>
-        <w:t>smo campo. Por ejemplo, los intereses y habilidades de los usuarios se manejaron mediante tablas independientes.</w:t>
+        <w:t>En el modelo lógico ya se habían separado algunos datos para evitar almacenar varios valores dentro de un mismo campo. Por ejemplo, los intereses y habilidades de los usuarios se manejaron mediante tablas independientes.</w:t>
       </w:r>
     </w:p>
     <w:p>
@@ -753,10 +704,7 @@
       </w:pPr>
       <w:proofErr w:type="spellStart"/>
       <w:r>
-        <w:t>usua</w:t>
-      </w:r>
-      <w:r>
-        <w:t>rio_interes</w:t>
+        <w:t>usuario_interes</w:t>
       </w:r>
       <w:proofErr w:type="spellEnd"/>
     </w:p>
@@ -2537,13 +2485,8 @@
             <w:pPr>
               <w:jc w:val="center"/>
             </w:pPr>
-            <w:proofErr w:type="gramStart"/>
-            <w:r>
-              <w:t>VARCHAR(</w:t>
-            </w:r>
-            <w:proofErr w:type="gramEnd"/>
-            <w:r>
-              <w:t>100)</w:t>
+            <w:r>
+              <w:t>VARCHAR(100)</w:t>
             </w:r>
           </w:p>
         </w:tc>
@@ -2649,13 +2592,8 @@
             <w:pPr>
               <w:jc w:val="center"/>
             </w:pPr>
-            <w:proofErr w:type="gramStart"/>
-            <w:r>
-              <w:t>VARCHAR(</w:t>
-            </w:r>
-            <w:proofErr w:type="gramEnd"/>
-            <w:r>
-              <w:t>20)</w:t>
+            <w:r>
+              <w:t>VARCHAR(20)</w:t>
             </w:r>
           </w:p>
         </w:tc>
@@ -2756,13 +2694,8 @@
             <w:pPr>
               <w:jc w:val="center"/>
             </w:pPr>
-            <w:proofErr w:type="gramStart"/>
-            <w:r>
-              <w:t>VARCHAR(</w:t>
-            </w:r>
-            <w:proofErr w:type="gramEnd"/>
-            <w:r>
-              <w:t>150)</w:t>
+            <w:r>
+              <w:t>VARCHAR(150)</w:t>
             </w:r>
           </w:p>
         </w:tc>
@@ -2868,13 +2801,8 @@
             <w:pPr>
               <w:jc w:val="center"/>
             </w:pPr>
-            <w:proofErr w:type="gramStart"/>
-            <w:r>
-              <w:t>VARCHAR(</w:t>
-            </w:r>
-            <w:proofErr w:type="gramEnd"/>
-            <w:r>
-              <w:t>255)</w:t>
+            <w:r>
+              <w:t>VARCHAR(255)</w:t>
             </w:r>
           </w:p>
         </w:tc>
@@ -2980,13 +2908,8 @@
             <w:pPr>
               <w:jc w:val="center"/>
             </w:pPr>
-            <w:proofErr w:type="gramStart"/>
-            <w:r>
-              <w:t>VARCHAR(</w:t>
-            </w:r>
-            <w:proofErr w:type="gramEnd"/>
-            <w:r>
-              <w:t>500)</w:t>
+            <w:r>
+              <w:t>VARCHAR(500)</w:t>
             </w:r>
           </w:p>
         </w:tc>
@@ -3089,13 +3012,8 @@
             <w:pPr>
               <w:jc w:val="center"/>
             </w:pPr>
-            <w:proofErr w:type="gramStart"/>
-            <w:r>
-              <w:t>VARCHAR(</w:t>
-            </w:r>
-            <w:proofErr w:type="gramEnd"/>
-            <w:r>
-              <w:t>120)</w:t>
+            <w:r>
+              <w:t>VARCHAR(120)</w:t>
             </w:r>
           </w:p>
         </w:tc>
@@ -3156,10 +3074,7 @@
         <w:spacing w:before="240" w:after="240"/>
       </w:pPr>
       <w:r>
-        <w:t>Se utilizó INTEGER</w:t>
-      </w:r>
-      <w:r>
-        <w:t xml:space="preserve"> para el identificador porque permite manejar una cantidad suficientemente grande de usuarios y tiene buen rendimiento.</w:t>
+        <w:t>Se utilizó INTEGER para el identificador porque permite manejar una cantidad suficientemente grande de usuarios y tiene buen rendimiento.</w:t>
       </w:r>
     </w:p>
     <w:p>
@@ -3167,18 +3082,7 @@
         <w:spacing w:before="240" w:after="240"/>
       </w:pPr>
       <w:r>
-        <w:t xml:space="preserve">El correo utiliza </w:t>
-      </w:r>
-      <w:proofErr w:type="gramStart"/>
-      <w:r>
-        <w:t>VARCHAR(</w:t>
-      </w:r>
-      <w:proofErr w:type="gramEnd"/>
-      <w:r>
-        <w:t>150)</w:t>
-      </w:r>
-      <w:r>
-        <w:t xml:space="preserve"> porque tiene una longitud limitada y además se definió como UNIQUE para evitar que dos usuarios se registren utilizando el mismo correo.</w:t>
+        <w:t>El correo utiliza VARCHAR(150) porque tiene una longitud limitada y además se definió como UNIQUE para evitar que dos usuarios se registren utilizando el mismo correo.</w:t>
       </w:r>
     </w:p>
     <w:p>
@@ -3186,10 +3090,7 @@
         <w:spacing w:before="240" w:after="240"/>
       </w:pPr>
       <w:r>
-        <w:t>El teléfono se definió como VARCHAR y no como número porque no se realizan operaciones matemáticas con este dato y pue</w:t>
-      </w:r>
-      <w:r>
-        <w:t>de contener prefijos como +57.</w:t>
+        <w:t>El teléfono se definió como VARCHAR y no como número porque no se realizan operaciones matemáticas con este dato y puede contener prefijos como +57.</w:t>
       </w:r>
     </w:p>
     <w:p>
@@ -3535,13 +3436,8 @@
             <w:pPr>
               <w:jc w:val="center"/>
             </w:pPr>
-            <w:proofErr w:type="gramStart"/>
-            <w:r>
-              <w:t>VARCHAR(</w:t>
-            </w:r>
-            <w:proofErr w:type="gramEnd"/>
-            <w:r>
-              <w:t>100)</w:t>
+            <w:r>
+              <w:t>VARCHAR(100)</w:t>
             </w:r>
           </w:p>
         </w:tc>
@@ -3938,13 +3834,8 @@
             <w:pPr>
               <w:jc w:val="center"/>
             </w:pPr>
-            <w:proofErr w:type="gramStart"/>
-            <w:r>
-              <w:t>VARCHAR(</w:t>
-            </w:r>
-            <w:proofErr w:type="gramEnd"/>
-            <w:r>
-              <w:t>100)</w:t>
+            <w:r>
+              <w:t>VARCHAR(100)</w:t>
             </w:r>
           </w:p>
         </w:tc>
@@ -5485,13 +5376,8 @@
             <w:pPr>
               <w:jc w:val="center"/>
             </w:pPr>
-            <w:proofErr w:type="gramStart"/>
-            <w:r>
-              <w:t>VARCHAR(</w:t>
-            </w:r>
-            <w:proofErr w:type="gramEnd"/>
-            <w:r>
-              <w:t>50)</w:t>
+            <w:r>
+              <w:t>VARCHAR(50)</w:t>
             </w:r>
           </w:p>
         </w:tc>
@@ -5552,10 +5438,7 @@
         <w:spacing w:before="240" w:after="240"/>
       </w:pPr>
       <w:r>
-        <w:t>Para contenido se utilizó TEXT</w:t>
-      </w:r>
-      <w:r>
-        <w:t xml:space="preserve"> porque una publicación puede tener diferentes extensiones y no se consideró necesario limitarla a una longitud fija.</w:t>
+        <w:t>Para contenido se utilizó TEXT porque una publicación puede tener diferentes extensiones y no se consideró necesario limitarla a una longitud fija.</w:t>
       </w:r>
     </w:p>
     <w:p>
@@ -5997,13 +5880,8 @@
             <w:pPr>
               <w:jc w:val="center"/>
             </w:pPr>
-            <w:proofErr w:type="gramStart"/>
-            <w:r>
-              <w:t>VARCHAR(</w:t>
-            </w:r>
-            <w:proofErr w:type="gramEnd"/>
-            <w:r>
-              <w:t>120)</w:t>
+            <w:r>
+              <w:t>VARCHAR(120)</w:t>
             </w:r>
           </w:p>
         </w:tc>
@@ -6213,13 +6091,8 @@
             <w:pPr>
               <w:jc w:val="center"/>
             </w:pPr>
-            <w:proofErr w:type="gramStart"/>
-            <w:r>
-              <w:t>VARCHAR(</w:t>
-            </w:r>
-            <w:proofErr w:type="gramEnd"/>
-            <w:r>
-              <w:t>50)</w:t>
+            <w:r>
+              <w:t>VARCHAR(50)</w:t>
             </w:r>
           </w:p>
         </w:tc>
@@ -6323,13 +6196,8 @@
             <w:pPr>
               <w:jc w:val="center"/>
             </w:pPr>
-            <w:proofErr w:type="gramStart"/>
-            <w:r>
-              <w:t>VARCHAR(</w:t>
-            </w:r>
-            <w:proofErr w:type="gramEnd"/>
-            <w:r>
-              <w:t>500)</w:t>
+            <w:r>
+              <w:t>VARCHAR(500)</w:t>
             </w:r>
           </w:p>
         </w:tc>
@@ -7047,13 +6915,8 @@
             <w:pPr>
               <w:jc w:val="center"/>
             </w:pPr>
-            <w:proofErr w:type="gramStart"/>
-            <w:r>
-              <w:t>VARCHAR(</w:t>
-            </w:r>
-            <w:proofErr w:type="gramEnd"/>
-            <w:r>
-              <w:t>50)</w:t>
+            <w:r>
+              <w:t>VARCHAR(50)</w:t>
             </w:r>
           </w:p>
         </w:tc>
@@ -7201,14 +7064,7 @@
                 <w:b/>
                 <w:bCs/>
               </w:rPr>
-              <w:t>Cam</w:t>
-            </w:r>
-            <w:r>
-              <w:rPr>
-                <w:b/>
-                <w:bCs/>
-              </w:rPr>
-              <w:t>po</w:t>
+              <w:t>Campo</w:t>
             </w:r>
           </w:p>
         </w:tc>
@@ -7563,13 +7419,8 @@
             <w:pPr>
               <w:jc w:val="center"/>
             </w:pPr>
-            <w:proofErr w:type="gramStart"/>
-            <w:r>
-              <w:t>VARCHAR(</w:t>
-            </w:r>
-            <w:proofErr w:type="gramEnd"/>
-            <w:r>
-              <w:t>150)</w:t>
+            <w:r>
+              <w:t>VARCHAR(150)</w:t>
             </w:r>
           </w:p>
         </w:tc>
@@ -7987,13 +7838,8 @@
             <w:pPr>
               <w:jc w:val="center"/>
             </w:pPr>
-            <w:proofErr w:type="gramStart"/>
-            <w:r>
-              <w:t>VARCHAR(</w:t>
-            </w:r>
-            <w:proofErr w:type="gramEnd"/>
-            <w:r>
-              <w:t>200)</w:t>
+            <w:r>
+              <w:t>VARCHAR(200)</w:t>
             </w:r>
           </w:p>
         </w:tc>
@@ -8099,13 +7945,8 @@
             <w:pPr>
               <w:jc w:val="center"/>
             </w:pPr>
-            <w:proofErr w:type="gramStart"/>
-            <w:r>
-              <w:t>VARCHAR(</w:t>
-            </w:r>
-            <w:proofErr w:type="gramEnd"/>
-            <w:r>
-              <w:t>50)</w:t>
+            <w:r>
+              <w:t>VARCHAR(50)</w:t>
             </w:r>
           </w:p>
         </w:tc>
@@ -8621,13 +8462,8 @@
             <w:pPr>
               <w:jc w:val="center"/>
             </w:pPr>
-            <w:proofErr w:type="gramStart"/>
-            <w:r>
-              <w:t>VARCHAR(</w:t>
-            </w:r>
-            <w:proofErr w:type="gramEnd"/>
-            <w:r>
-              <w:t>30)</w:t>
+            <w:r>
+              <w:t>VARCHAR(30)</w:t>
             </w:r>
           </w:p>
         </w:tc>
@@ -9164,13 +9000,8 @@
             <w:pPr>
               <w:jc w:val="center"/>
             </w:pPr>
-            <w:proofErr w:type="gramStart"/>
-            <w:r>
-              <w:t>VARCHAR(</w:t>
-            </w:r>
-            <w:proofErr w:type="gramEnd"/>
-            <w:r>
-              <w:t>20)</w:t>
+            <w:r>
+              <w:t>VARCHAR(20)</w:t>
             </w:r>
           </w:p>
         </w:tc>
@@ -9275,10 +9106,7 @@
         <w:spacing w:before="240" w:after="240"/>
       </w:pPr>
       <w:r>
-        <w:t>Representa a los</w:t>
-      </w:r>
-      <w:r>
-        <w:t xml:space="preserve"> participantes de cada chat.</w:t>
+        <w:t>Representa a los participantes de cada chat.</w:t>
       </w:r>
     </w:p>
     <w:tbl>
@@ -10398,13 +10226,8 @@
             <w:pPr>
               <w:jc w:val="center"/>
             </w:pPr>
-            <w:proofErr w:type="gramStart"/>
-            <w:r>
-              <w:t>VARCHAR(</w:t>
-            </w:r>
-            <w:proofErr w:type="gramEnd"/>
-            <w:r>
-              <w:t>20)</w:t>
+            <w:r>
+              <w:t>VARCHAR(20)</w:t>
             </w:r>
           </w:p>
         </w:tc>
@@ -10933,13 +10756,8 @@
             <w:pPr>
               <w:jc w:val="center"/>
             </w:pPr>
-            <w:proofErr w:type="gramStart"/>
-            <w:r>
-              <w:t>VARCHAR(</w:t>
-            </w:r>
-            <w:proofErr w:type="gramEnd"/>
-            <w:r>
-              <w:t>255)</w:t>
+            <w:r>
+              <w:t>VARCHAR(255)</w:t>
             </w:r>
           </w:p>
         </w:tc>
@@ -11043,13 +10861,8 @@
             <w:pPr>
               <w:jc w:val="center"/>
             </w:pPr>
-            <w:proofErr w:type="gramStart"/>
-            <w:r>
-              <w:t>VARCHAR(</w:t>
-            </w:r>
-            <w:proofErr w:type="gramEnd"/>
-            <w:r>
-              <w:t>100)</w:t>
+            <w:r>
+              <w:t>VARCHAR(100)</w:t>
             </w:r>
           </w:p>
         </w:tc>
@@ -11262,13 +11075,8 @@
             <w:pPr>
               <w:jc w:val="center"/>
             </w:pPr>
-            <w:proofErr w:type="gramStart"/>
-            <w:r>
-              <w:t>VARCHAR(</w:t>
-            </w:r>
-            <w:proofErr w:type="gramEnd"/>
-            <w:r>
-              <w:t>500)</w:t>
+            <w:r>
+              <w:t>VARCHAR(500)</w:t>
             </w:r>
           </w:p>
         </w:tc>
@@ -11329,10 +11137,7 @@
         <w:spacing w:before="240" w:after="240"/>
       </w:pPr>
       <w:r>
-        <w:t>Se utilizó BIGINT</w:t>
-      </w:r>
-      <w:r>
-        <w:t xml:space="preserve"> para el tamaño porque un archivo puede alcanzar valores altos expresados en bytes.</w:t>
+        <w:t>Se utilizó BIGINT para el tamaño porque un archivo puede alcanzar valores altos expresados en bytes.</w:t>
       </w:r>
     </w:p>
     <w:p>
@@ -12007,13 +11812,8 @@
             <w:pPr>
               <w:jc w:val="center"/>
             </w:pPr>
-            <w:proofErr w:type="gramStart"/>
-            <w:r>
-              <w:t>VARCHAR(</w:t>
-            </w:r>
-            <w:proofErr w:type="gramEnd"/>
-            <w:r>
-              <w:t>20)</w:t>
+            <w:r>
+              <w:t>VARCHAR(20)</w:t>
             </w:r>
           </w:p>
         </w:tc>
@@ -12218,10 +12018,7 @@
         <w:spacing w:before="240" w:after="240"/>
       </w:pPr>
       <w:r>
-        <w:t>Cuando la conexión se encuentra en estado aceptada, debe existir una fecha de conexión. Si se encuentra pendiente o rechazada, esta fecha debe p</w:t>
-      </w:r>
-      <w:r>
-        <w:t>ermanecer vacía.</w:t>
+        <w:t>Cuando la conexión se encuentra en estado aceptada, debe existir una fecha de conexión. Si se encuentra pendiente o rechazada, esta fecha debe permanecer vacía.</w:t>
       </w:r>
     </w:p>
     <w:p>
@@ -12267,10 +12064,7 @@
     </w:p>
     <w:p>
       <w:r>
-        <w:t xml:space="preserve">ON UPDATE </w:t>
-      </w:r>
-      <w:r>
-        <w:t>CASCADE</w:t>
+        <w:t>ON UPDATE CASCADE</w:t>
       </w:r>
     </w:p>
     <w:p>
@@ -12283,15 +12077,7 @@
         <w:spacing w:before="240" w:after="240"/>
       </w:pPr>
       <w:r>
-        <w:t xml:space="preserve">ON UPDATE CASCADE permite </w:t>
-      </w:r>
-      <w:proofErr w:type="gramStart"/>
-      <w:r>
-        <w:t>que</w:t>
-      </w:r>
-      <w:proofErr w:type="gramEnd"/>
-      <w:r>
-        <w:t xml:space="preserve"> si cambia el identificador de un registro padre, el cambio se refleje automáticamente en los registros relacionados.</w:t>
+        <w:t>ON UPDATE CASCADE permite que si cambia el identificador de un registro padre, el cambio se refleje automáticamente en los registros relacionados.</w:t>
       </w:r>
     </w:p>
     <w:p>
@@ -12299,10 +12085,7 @@
         <w:spacing w:before="240" w:after="240"/>
       </w:pPr>
       <w:r>
-        <w:t>ON DELETE CASCADE se utilizó principalmente en registros que no tendrían sentido si</w:t>
-      </w:r>
-      <w:r>
-        <w:t>n su registro principal.</w:t>
+        <w:t>ON DELETE CASCADE se utilizó principalmente en registros que no tendrían sentido sin su registro principal.</w:t>
       </w:r>
     </w:p>
     <w:p>
@@ -12405,10 +12188,7 @@
         <w:spacing w:before="240" w:after="240"/>
       </w:pPr>
       <w:r>
-        <w:t>Esta decisión evita eliminar directamente un usuario si t</w:t>
-      </w:r>
-      <w:r>
-        <w:t>odavía existen elementos importantes creados por él y obliga a solucionar primero las dependencias existentes.</w:t>
+        <w:t>Esta decisión evita eliminar directamente un usuario si todavía existen elementos importantes creados por él y obliga a solucionar primero las dependencias existentes.</w:t>
       </w:r>
     </w:p>
     <w:p>
@@ -12416,10 +12196,7 @@
         <w:spacing w:before="240" w:after="240"/>
       </w:pPr>
       <w:r>
-        <w:t>También se utilizó RESTRICT para el usuario relacionado con un mensaje, con el objetivo de mantener la referencia del autor de los mensajes almac</w:t>
-      </w:r>
-      <w:r>
-        <w:t>enados.</w:t>
+        <w:t>También se utilizó RESTRICT para el usuario relacionado con un mensaje, con el objetivo de mantener la referencia del autor de los mensajes almacenados.</w:t>
       </w:r>
     </w:p>
     <w:p>
@@ -12499,10 +12276,7 @@
       </w:r>
       <w:proofErr w:type="spellEnd"/>
       <w:r>
-        <w:t xml:space="preserve"> CASCA</w:t>
-      </w:r>
-      <w:r>
-        <w:t>DE;</w:t>
+        <w:t xml:space="preserve"> CASCADE;</w:t>
       </w:r>
     </w:p>
     <w:p>
@@ -12531,10 +12305,7 @@
         <w:spacing w:before="240" w:after="240"/>
       </w:pPr>
       <w:r>
-        <w:t>En total el script ejecuta correctamente todas las sentencias necesarias para construir el m</w:t>
-      </w:r>
-      <w:r>
-        <w:t>odelo.</w:t>
+        <w:t>En total el script ejecuta correctamente todas las sentencias necesarias para construir el modelo.</w:t>
       </w:r>
     </w:p>
     <w:p>
@@ -12650,10 +12421,7 @@
         <w:spacing w:before="240" w:after="240"/>
       </w:pPr>
       <w:r>
-        <w:t>Para comprobar el fu</w:t>
-      </w:r>
-      <w:r>
-        <w:t>ncionamiento de la base de datos se creó un segundo archivo:</w:t>
+        <w:t>Para comprobar el funcionamiento de la base de datos se creó un segundo archivo:</w:t>
       </w:r>
     </w:p>
     <w:p>
@@ -12687,10 +12455,7 @@
         <w:spacing w:before="240" w:after="240"/>
       </w:pPr>
       <w:r>
-        <w:t>Se registraron usuarios, intereses, habilidades, publicaciones, grupos, eventos, chats, mensajes, archivo</w:t>
-      </w:r>
-      <w:r>
-        <w:t>s y conexiones.</w:t>
+        <w:t>Se registraron usuarios, intereses, habilidades, publicaciones, grupos, eventos, chats, mensajes, archivos y conexiones.</w:t>
       </w:r>
     </w:p>
     <w:p>
@@ -12889,10 +12654,7 @@
         <w:spacing w:before="240" w:after="240"/>
       </w:pPr>
       <w:r>
-        <w:t>También s</w:t>
-      </w:r>
-      <w:r>
-        <w:t>e creó el archivo:</w:t>
+        <w:t>También se creó el archivo:</w:t>
       </w:r>
     </w:p>
     <w:p>
@@ -12934,10 +12696,7 @@
         <w:spacing w:before="240" w:after="240"/>
       </w:pPr>
       <w:r>
-        <w:t>Por ejemplo, se intentó re</w:t>
-      </w:r>
-      <w:r>
-        <w:t>gistrar nuevamente el correo:</w:t>
+        <w:t>Por ejemplo, se intentó registrar nuevamente el correo:</w:t>
       </w:r>
     </w:p>
     <w:p>
@@ -13016,10 +12775,7 @@
         <w:spacing w:before="240" w:after="240"/>
       </w:pPr>
       <w:r>
-        <w:t>Esto permitió comprobar que la restricción UNIQUE del correo funciona correctam</w:t>
-      </w:r>
-      <w:r>
-        <w:t>ente.</w:t>
+        <w:t>Esto permitió comprobar que la restricción UNIQUE del correo funciona correctamente.</w:t>
       </w:r>
     </w:p>
     <w:p>
@@ -13114,10 +12870,7 @@
         <w:spacing w:before="240" w:after="240"/>
       </w:pPr>
       <w:r>
-        <w:t>En estas pruebas se ejecutaron las 10 instrucciones y las 10 fueron rechazadas, lo cual era el resultado esperado porque todas represent</w:t>
-      </w:r>
-      <w:r>
-        <w:t>aban información inválida.</w:t>
+        <w:t>En estas pruebas se ejecutaron las 10 instrucciones y las 10 fueron rechazadas, lo cual era el resultado esperado porque todas representaban información inválida.</w:t>
       </w:r>
     </w:p>
     <w:p>
@@ -13213,10 +12966,7 @@
         <w:spacing w:before="240" w:after="240"/>
       </w:pPr>
       <w:r>
-        <w:t>Además de crear las tablas, se verificaron las relaciones, claves primarias, claves for</w:t>
-      </w:r>
-      <w:r>
-        <w:t>áneas, valores únicos y restricciones.</w:t>
+        <w:t>Además de crear las tablas, se verificaron las relaciones, claves primarias, claves foráneas, valores únicos y restricciones.</w:t>
       </w:r>
     </w:p>
     <w:p>
@@ -13287,10 +13037,7 @@
         <w:spacing w:before="240" w:after="240"/>
       </w:pPr>
       <w:r>
-        <w:t>Co</w:t>
-      </w:r>
-      <w:r>
-        <w:t>n esto se logró pasar del modelo lógico desarrollado anteriormente a una base de datos física que puede ser ejecutada realmente en PostgreSQL.</w:t>
+        <w:t>Con esto se logró pasar del modelo lógico desarrollado anteriormente a una base de datos física que puede ser ejecutada realmente en PostgreSQL.</w:t>
       </w:r>
     </w:p>
     <w:p>
@@ -13348,18 +13095,7 @@
         <w:spacing w:before="240" w:after="240"/>
       </w:pPr>
       <w:r>
-        <w:t>Con esta actividad pude entender mejor la diferencia entre te</w:t>
-      </w:r>
-      <w:r>
-        <w:t xml:space="preserve">ner un modelo en un diagrama y realmente llevarlo a una base de datos que </w:t>
-      </w:r>
-      <w:proofErr w:type="gramStart"/>
-      <w:r>
-        <w:t>funcione</w:t>
-      </w:r>
-      <w:proofErr w:type="gramEnd"/>
-      <w:r>
-        <w:t>.</w:t>
+        <w:t>Con esta actividad pude entender mejor la diferencia entre tener un modelo en un diagrama y realmente llevarlo a una base de datos que funcione.</w:t>
       </w:r>
     </w:p>
     <w:p>
@@ -13367,10 +13103,7 @@
         <w:spacing w:before="240" w:after="240"/>
       </w:pPr>
       <w:r>
-        <w:t>Una de las partes que más me ayudó fue empezar a trabajar con las claves foráneas y las restricciones, porque anteriormente podía entender una relación en el diagrama, pero</w:t>
-      </w:r>
-      <w:r>
-        <w:t xml:space="preserve"> ahora pude ver cómo esa relación realmente se implementa utilizando SQL.</w:t>
+        <w:t>Una de las partes que más me ayudó fue empezar a trabajar con las claves foráneas y las restricciones, porque anteriormente podía entender una relación en el diagrama, pero ahora pude ver cómo esa relación realmente se implementa utilizando SQL.</w:t>
       </w:r>
     </w:p>
     <w:p>
@@ -13378,10 +13111,7 @@
         <w:spacing w:before="240" w:after="240"/>
       </w:pPr>
       <w:r>
-        <w:t xml:space="preserve">También me pareció importante realizar las pruebas con datos incorrectos. Al principio puede parecer raro ejecutar consultas esperando que fallen, pero eso permitió comprobar que reglas como los correos únicos, las claves foráneas y los estados permitidos </w:t>
-      </w:r>
-      <w:r>
-        <w:t>realmente estaban funcionando.</w:t>
+        <w:t>También me pareció importante realizar las pruebas con datos incorrectos. Al principio puede parecer raro ejecutar consultas esperando que fallen, pero eso permitió comprobar que reglas como los correos únicos, las claves foráneas y los estados permitidos realmente estaban funcionando.</w:t>
       </w:r>
     </w:p>
     <w:p>
@@ -13397,10 +13127,7 @@
         <w:spacing w:before="240" w:after="240"/>
       </w:pPr>
       <w:r>
-        <w:t>Considero que esta actividad fue importante porque se acerca mucho más a lo que se haría en un proyecto real, donde no solamente es necesario diseñar una base de datos sino también implementarla, probarla y asegurarse de que mantenga la información correct</w:t>
-      </w:r>
-      <w:r>
-        <w:t>amente.</w:t>
+        <w:t>Considero que esta actividad fue importante porque se acerca mucho más a lo que se haría en un proyecto real, donde no solamente es necesario diseñar una base de datos sino también implementarla, probarla y asegurarse de que mantenga la información correctamente.</w:t>
       </w:r>
     </w:p>
     <w:p>
@@ -13752,34 +13479,54 @@
     </w:p>
     <w:p>
       <w:pPr>
-        <w:spacing w:before="240" w:after="240"/>
-      </w:pPr>
-      <w:r>
-        <w:t>TEXTO</w:t>
-      </w:r>
-    </w:p>
-    <w:p>
-      <w:pPr>
         <w:pStyle w:val="Ttulo1"/>
-        <w:keepNext w:val="0"/>
-        <w:keepLines w:val="0"/>
         <w:spacing w:before="480"/>
+        <w:rPr>
+          <w:sz w:val="22"/>
+          <w:szCs w:val="22"/>
+        </w:rPr>
+      </w:pPr>
+      <w:r>
+        <w:rPr>
+          <w:sz w:val="22"/>
+          <w:szCs w:val="22"/>
+        </w:rPr>
+        <w:t>En conclusión, este trabajo nos permitió comprender mejor cómo diseñar e implementar una base de datos relacional utilizando PostgreSQL, pasando de un modelo lógico a una estructura funcional. Aprendimos a crear tablas, definir sus campos y tipos de datos, establecer relaciones entre ellas y utilizar claves primarias y foráneas para organizar la información correctamente.</w:t>
+      </w:r>
+    </w:p>
+    <w:p>
+      <w:pPr>
+        <w:pStyle w:val="Ttulo1"/>
+        <w:spacing w:before="480"/>
+        <w:rPr>
+          <w:sz w:val="22"/>
+          <w:szCs w:val="22"/>
+        </w:rPr>
+      </w:pPr>
+      <w:r>
+        <w:rPr>
+          <w:sz w:val="22"/>
+          <w:szCs w:val="22"/>
+        </w:rPr>
+        <w:t>También comprendimos la importancia de las restricciones para mantener la integridad de los datos y evitar inconsistencias en el sistema. Además, el uso de pgAdmin4 nos permitió llevar a la práctica los conocimientos adquiridos y familiarizarnos con herramientas utilizadas en el desarrollo de software. En general, esta actividad nos dejó como aprendizaje que una buena base de datos no consiste solamente en almacenar información, sino en organizarla, relacionarla y protegerla para garantizar el correcto funcionamiento de una aplicación</w:t>
+      </w:r>
+    </w:p>
+    <w:p>
+      <w:pPr>
+        <w:pStyle w:val="Ttulo1"/>
+        <w:spacing w:before="480"/>
+        <w:rPr>
+          <w:sz w:val="22"/>
+          <w:szCs w:val="22"/>
+        </w:rPr>
+      </w:pPr>
+      <w:r>
         <w:rPr>
           <w:b/>
           <w:bCs/>
           <w:sz w:val="46"/>
           <w:szCs w:val="46"/>
         </w:rPr>
-      </w:pPr>
-      <w:bookmarkStart w:id="33" w:name="_2vc3k6yuq1r" w:colFirst="0" w:colLast="0"/>
-      <w:bookmarkEnd w:id="33"/>
-      <w:r>
-        <w:rPr>
-          <w:b/>
-          <w:bCs/>
-          <w:sz w:val="46"/>
-          <w:szCs w:val="46"/>
-        </w:rPr>
         <w:t>14. Referencias</w:t>
       </w:r>
     </w:p>
@@ -13862,10 +13609,7 @@
         <w:t>Fundamentos de sistemas de bases de datos</w:t>
       </w:r>
       <w:r>
-        <w:t xml:space="preserve"> (5.ª ed.). P</w:t>
-      </w:r>
-      <w:r>
-        <w:t>earson Educación.</w:t>
+        <w:t xml:space="preserve"> (5.ª ed.). Pearson Educación.</w:t>
       </w:r>
     </w:p>
     <w:p>
@@ -13975,14 +13719,7 @@
           <w:i/>
           <w:iCs/>
         </w:rPr>
-        <w:t>Post</w:t>
-      </w:r>
-      <w:r>
-        <w:rPr>
-          <w:i/>
-          <w:iCs/>
-        </w:rPr>
-        <w:t xml:space="preserve">greSQL </w:t>
+        <w:t xml:space="preserve">PostgreSQL </w:t>
       </w:r>
       <w:proofErr w:type="spellStart"/>
       <w:r>

--- a/Tarea3/Informe/Informe.docx
+++ b/Tarea3/Informe/Informe.docx
@@ -411,7 +411,15 @@
         <w:spacing w:before="240" w:after="240"/>
       </w:pPr>
       <w:r>
-        <w:t xml:space="preserve">La base de datos fue ejecutada localmente utilizando Docker, mientras que para la administración, ejecución de scripts y consulta de la información se utilizó </w:t>
+        <w:t xml:space="preserve">La base de datos fue ejecutada localmente utilizando Docker, mientras </w:t>
+      </w:r>
+      <w:proofErr w:type="gramStart"/>
+      <w:r>
+        <w:t>que</w:t>
+      </w:r>
+      <w:proofErr w:type="gramEnd"/>
+      <w:r>
+        <w:t xml:space="preserve"> para la administración, ejecución de scripts y consulta de la información se utilizó </w:t>
       </w:r>
       <w:proofErr w:type="spellStart"/>
       <w:r>
@@ -487,7 +495,11 @@
         <w:spacing w:before="240" w:after="240"/>
       </w:pPr>
       <w:r>
-        <w:t>Como desventaja se puede mencionar que inicialmente su configuración puede ser un poco más compleja que otras opciones. Sin embargo, utilizando Docker fue posible levantar el servidor de una forma sencilla y mantener la base de datos separada de la instalación principal del sistema operativo.</w:t>
+        <w:t xml:space="preserve">Como desventaja se puede mencionar que inicialmente su configuración puede ser un poco más compleja que otras opciones. Sin embargo, utilizando Docker fue posible levantar el </w:t>
+      </w:r>
+      <w:r>
+        <w:lastRenderedPageBreak/>
+        <w:t>servidor de una forma sencilla y mantener la base de datos separada de la instalación principal del sistema operativo.</w:t>
       </w:r>
     </w:p>
     <w:p>
@@ -732,6 +744,7 @@
       </w:pPr>
       <w:proofErr w:type="spellStart"/>
       <w:r>
+        <w:lastRenderedPageBreak/>
         <w:t>usuario_grupo</w:t>
       </w:r>
       <w:proofErr w:type="spellEnd"/>
@@ -1989,6 +2002,7 @@
               <w:jc w:val="center"/>
             </w:pPr>
             <w:r>
+              <w:lastRenderedPageBreak/>
               <w:t>14</w:t>
             </w:r>
           </w:p>
@@ -2485,8 +2499,13 @@
             <w:pPr>
               <w:jc w:val="center"/>
             </w:pPr>
-            <w:r>
-              <w:t>VARCHAR(100)</w:t>
+            <w:proofErr w:type="gramStart"/>
+            <w:r>
+              <w:t>VARCHAR(</w:t>
+            </w:r>
+            <w:proofErr w:type="gramEnd"/>
+            <w:r>
+              <w:t>100)</w:t>
             </w:r>
           </w:p>
         </w:tc>
@@ -2592,8 +2611,13 @@
             <w:pPr>
               <w:jc w:val="center"/>
             </w:pPr>
-            <w:r>
-              <w:t>VARCHAR(20)</w:t>
+            <w:proofErr w:type="gramStart"/>
+            <w:r>
+              <w:t>VARCHAR(</w:t>
+            </w:r>
+            <w:proofErr w:type="gramEnd"/>
+            <w:r>
+              <w:t>20)</w:t>
             </w:r>
           </w:p>
         </w:tc>
@@ -2694,8 +2718,13 @@
             <w:pPr>
               <w:jc w:val="center"/>
             </w:pPr>
-            <w:r>
-              <w:t>VARCHAR(150)</w:t>
+            <w:proofErr w:type="gramStart"/>
+            <w:r>
+              <w:t>VARCHAR(</w:t>
+            </w:r>
+            <w:proofErr w:type="gramEnd"/>
+            <w:r>
+              <w:t>150)</w:t>
             </w:r>
           </w:p>
         </w:tc>
@@ -2801,8 +2830,13 @@
             <w:pPr>
               <w:jc w:val="center"/>
             </w:pPr>
-            <w:r>
-              <w:t>VARCHAR(255)</w:t>
+            <w:proofErr w:type="gramStart"/>
+            <w:r>
+              <w:t>VARCHAR(</w:t>
+            </w:r>
+            <w:proofErr w:type="gramEnd"/>
+            <w:r>
+              <w:t>255)</w:t>
             </w:r>
           </w:p>
         </w:tc>
@@ -2908,8 +2942,13 @@
             <w:pPr>
               <w:jc w:val="center"/>
             </w:pPr>
-            <w:r>
-              <w:t>VARCHAR(500)</w:t>
+            <w:proofErr w:type="gramStart"/>
+            <w:r>
+              <w:t>VARCHAR(</w:t>
+            </w:r>
+            <w:proofErr w:type="gramEnd"/>
+            <w:r>
+              <w:t>500)</w:t>
             </w:r>
           </w:p>
         </w:tc>
@@ -3012,8 +3051,13 @@
             <w:pPr>
               <w:jc w:val="center"/>
             </w:pPr>
-            <w:r>
-              <w:t>VARCHAR(120)</w:t>
+            <w:proofErr w:type="gramStart"/>
+            <w:r>
+              <w:t>VARCHAR(</w:t>
+            </w:r>
+            <w:proofErr w:type="gramEnd"/>
+            <w:r>
+              <w:t>120)</w:t>
             </w:r>
           </w:p>
         </w:tc>
@@ -3082,7 +3126,15 @@
         <w:spacing w:before="240" w:after="240"/>
       </w:pPr>
       <w:r>
-        <w:t>El correo utiliza VARCHAR(150) porque tiene una longitud limitada y además se definió como UNIQUE para evitar que dos usuarios se registren utilizando el mismo correo.</w:t>
+        <w:t xml:space="preserve">El correo utiliza </w:t>
+      </w:r>
+      <w:proofErr w:type="gramStart"/>
+      <w:r>
+        <w:t>VARCHAR(</w:t>
+      </w:r>
+      <w:proofErr w:type="gramEnd"/>
+      <w:r>
+        <w:t>150) porque tiene una longitud limitada y además se definió como UNIQUE para evitar que dos usuarios se registren utilizando el mismo correo.</w:t>
       </w:r>
     </w:p>
     <w:p>
@@ -3188,6 +3240,7 @@
                 <w:b/>
                 <w:bCs/>
               </w:rPr>
+              <w:lastRenderedPageBreak/>
               <w:t>Campo</w:t>
             </w:r>
           </w:p>
@@ -3436,8 +3489,13 @@
             <w:pPr>
               <w:jc w:val="center"/>
             </w:pPr>
-            <w:r>
-              <w:t>VARCHAR(100)</w:t>
+            <w:proofErr w:type="gramStart"/>
+            <w:r>
+              <w:t>VARCHAR(</w:t>
+            </w:r>
+            <w:proofErr w:type="gramEnd"/>
+            <w:r>
+              <w:t>100)</w:t>
             </w:r>
           </w:p>
         </w:tc>
@@ -3834,8 +3892,13 @@
             <w:pPr>
               <w:jc w:val="center"/>
             </w:pPr>
-            <w:r>
-              <w:t>VARCHAR(100)</w:t>
+            <w:proofErr w:type="gramStart"/>
+            <w:r>
+              <w:t>VARCHAR(</w:t>
+            </w:r>
+            <w:proofErr w:type="gramEnd"/>
+            <w:r>
+              <w:t>100)</w:t>
             </w:r>
           </w:p>
         </w:tc>
@@ -4397,6 +4460,7 @@
                 <w:b/>
                 <w:bCs/>
               </w:rPr>
+              <w:lastRenderedPageBreak/>
               <w:t>Campo</w:t>
             </w:r>
           </w:p>
@@ -5376,8 +5440,13 @@
             <w:pPr>
               <w:jc w:val="center"/>
             </w:pPr>
-            <w:r>
-              <w:t>VARCHAR(50)</w:t>
+            <w:proofErr w:type="gramStart"/>
+            <w:r>
+              <w:t>VARCHAR(</w:t>
+            </w:r>
+            <w:proofErr w:type="gramEnd"/>
+            <w:r>
+              <w:t>50)</w:t>
             </w:r>
           </w:p>
         </w:tc>
@@ -5750,6 +5819,7 @@
             </w:pPr>
             <w:proofErr w:type="spellStart"/>
             <w:r>
+              <w:lastRenderedPageBreak/>
               <w:t>id_usuario_creador</w:t>
             </w:r>
             <w:proofErr w:type="spellEnd"/>
@@ -5880,8 +5950,13 @@
             <w:pPr>
               <w:jc w:val="center"/>
             </w:pPr>
-            <w:r>
-              <w:t>VARCHAR(120)</w:t>
+            <w:proofErr w:type="gramStart"/>
+            <w:r>
+              <w:t>VARCHAR(</w:t>
+            </w:r>
+            <w:proofErr w:type="gramEnd"/>
+            <w:r>
+              <w:t>120)</w:t>
             </w:r>
           </w:p>
         </w:tc>
@@ -6091,8 +6166,13 @@
             <w:pPr>
               <w:jc w:val="center"/>
             </w:pPr>
-            <w:r>
-              <w:t>VARCHAR(50)</w:t>
+            <w:proofErr w:type="gramStart"/>
+            <w:r>
+              <w:t>VARCHAR(</w:t>
+            </w:r>
+            <w:proofErr w:type="gramEnd"/>
+            <w:r>
+              <w:t>50)</w:t>
             </w:r>
           </w:p>
         </w:tc>
@@ -6196,8 +6276,13 @@
             <w:pPr>
               <w:jc w:val="center"/>
             </w:pPr>
-            <w:r>
-              <w:t>VARCHAR(500)</w:t>
+            <w:proofErr w:type="gramStart"/>
+            <w:r>
+              <w:t>VARCHAR(</w:t>
+            </w:r>
+            <w:proofErr w:type="gramEnd"/>
+            <w:r>
+              <w:t>500)</w:t>
             </w:r>
           </w:p>
         </w:tc>
@@ -6915,8 +7000,13 @@
             <w:pPr>
               <w:jc w:val="center"/>
             </w:pPr>
-            <w:r>
-              <w:t>VARCHAR(50)</w:t>
+            <w:proofErr w:type="gramStart"/>
+            <w:r>
+              <w:t>VARCHAR(</w:t>
+            </w:r>
+            <w:proofErr w:type="gramEnd"/>
+            <w:r>
+              <w:t>50)</w:t>
             </w:r>
           </w:p>
         </w:tc>
@@ -7289,6 +7379,7 @@
             </w:pPr>
             <w:proofErr w:type="spellStart"/>
             <w:r>
+              <w:lastRenderedPageBreak/>
               <w:t>id_usuario_creador</w:t>
             </w:r>
             <w:proofErr w:type="spellEnd"/>
@@ -7419,8 +7510,13 @@
             <w:pPr>
               <w:jc w:val="center"/>
             </w:pPr>
-            <w:r>
-              <w:t>VARCHAR(150)</w:t>
+            <w:proofErr w:type="gramStart"/>
+            <w:r>
+              <w:t>VARCHAR(</w:t>
+            </w:r>
+            <w:proofErr w:type="gramEnd"/>
+            <w:r>
+              <w:t>150)</w:t>
             </w:r>
           </w:p>
         </w:tc>
@@ -7838,8 +7934,13 @@
             <w:pPr>
               <w:jc w:val="center"/>
             </w:pPr>
-            <w:r>
-              <w:t>VARCHAR(200)</w:t>
+            <w:proofErr w:type="gramStart"/>
+            <w:r>
+              <w:t>VARCHAR(</w:t>
+            </w:r>
+            <w:proofErr w:type="gramEnd"/>
+            <w:r>
+              <w:t>200)</w:t>
             </w:r>
           </w:p>
         </w:tc>
@@ -7945,8 +8046,13 @@
             <w:pPr>
               <w:jc w:val="center"/>
             </w:pPr>
-            <w:r>
-              <w:t>VARCHAR(50)</w:t>
+            <w:proofErr w:type="gramStart"/>
+            <w:r>
+              <w:t>VARCHAR(</w:t>
+            </w:r>
+            <w:proofErr w:type="gramEnd"/>
+            <w:r>
+              <w:t>50)</w:t>
             </w:r>
           </w:p>
         </w:tc>
@@ -8462,8 +8568,13 @@
             <w:pPr>
               <w:jc w:val="center"/>
             </w:pPr>
-            <w:r>
-              <w:t>VARCHAR(30)</w:t>
+            <w:proofErr w:type="gramStart"/>
+            <w:r>
+              <w:t>VARCHAR(</w:t>
+            </w:r>
+            <w:proofErr w:type="gramEnd"/>
+            <w:r>
+              <w:t>30)</w:t>
             </w:r>
           </w:p>
         </w:tc>
@@ -8589,6 +8700,7 @@
         <w:spacing w:before="240" w:after="240"/>
       </w:pPr>
       <w:r>
+        <w:lastRenderedPageBreak/>
         <w:t>Representa una conversación privada o grupal.</w:t>
       </w:r>
     </w:p>
@@ -9000,8 +9112,13 @@
             <w:pPr>
               <w:jc w:val="center"/>
             </w:pPr>
-            <w:r>
-              <w:t>VARCHAR(20)</w:t>
+            <w:proofErr w:type="gramStart"/>
+            <w:r>
+              <w:t>VARCHAR(</w:t>
+            </w:r>
+            <w:proofErr w:type="gramEnd"/>
+            <w:r>
+              <w:t>20)</w:t>
             </w:r>
           </w:p>
         </w:tc>
@@ -10202,6 +10319,7 @@
               <w:jc w:val="center"/>
             </w:pPr>
             <w:r>
+              <w:lastRenderedPageBreak/>
               <w:t>estado</w:t>
             </w:r>
           </w:p>
@@ -10226,8 +10344,13 @@
             <w:pPr>
               <w:jc w:val="center"/>
             </w:pPr>
-            <w:r>
-              <w:t>VARCHAR(20)</w:t>
+            <w:proofErr w:type="gramStart"/>
+            <w:r>
+              <w:t>VARCHAR(</w:t>
+            </w:r>
+            <w:proofErr w:type="gramEnd"/>
+            <w:r>
+              <w:t>20)</w:t>
             </w:r>
           </w:p>
         </w:tc>
@@ -10756,8 +10879,13 @@
             <w:pPr>
               <w:jc w:val="center"/>
             </w:pPr>
-            <w:r>
-              <w:t>VARCHAR(255)</w:t>
+            <w:proofErr w:type="gramStart"/>
+            <w:r>
+              <w:t>VARCHAR(</w:t>
+            </w:r>
+            <w:proofErr w:type="gramEnd"/>
+            <w:r>
+              <w:t>255)</w:t>
             </w:r>
           </w:p>
         </w:tc>
@@ -10861,8 +10989,13 @@
             <w:pPr>
               <w:jc w:val="center"/>
             </w:pPr>
-            <w:r>
-              <w:t>VARCHAR(100)</w:t>
+            <w:proofErr w:type="gramStart"/>
+            <w:r>
+              <w:t>VARCHAR(</w:t>
+            </w:r>
+            <w:proofErr w:type="gramEnd"/>
+            <w:r>
+              <w:t>100)</w:t>
             </w:r>
           </w:p>
         </w:tc>
@@ -11075,8 +11208,13 @@
             <w:pPr>
               <w:jc w:val="center"/>
             </w:pPr>
-            <w:r>
-              <w:t>VARCHAR(500)</w:t>
+            <w:proofErr w:type="gramStart"/>
+            <w:r>
+              <w:t>VARCHAR(</w:t>
+            </w:r>
+            <w:proofErr w:type="gramEnd"/>
+            <w:r>
+              <w:t>500)</w:t>
             </w:r>
           </w:p>
         </w:tc>
@@ -11361,6 +11499,7 @@
             </w:pPr>
             <w:proofErr w:type="spellStart"/>
             <w:r>
+              <w:lastRenderedPageBreak/>
               <w:t>id_conexion</w:t>
             </w:r>
             <w:proofErr w:type="spellEnd"/>
@@ -11812,8 +11951,13 @@
             <w:pPr>
               <w:jc w:val="center"/>
             </w:pPr>
-            <w:r>
-              <w:t>VARCHAR(20)</w:t>
+            <w:proofErr w:type="gramStart"/>
+            <w:r>
+              <w:t>VARCHAR(</w:t>
+            </w:r>
+            <w:proofErr w:type="gramEnd"/>
+            <w:r>
+              <w:t>20)</w:t>
             </w:r>
           </w:p>
         </w:tc>
@@ -12077,7 +12221,15 @@
         <w:spacing w:before="240" w:after="240"/>
       </w:pPr>
       <w:r>
-        <w:t>ON UPDATE CASCADE permite que si cambia el identificador de un registro padre, el cambio se refleje automáticamente en los registros relacionados.</w:t>
+        <w:t xml:space="preserve">ON UPDATE CASCADE permite </w:t>
+      </w:r>
+      <w:proofErr w:type="gramStart"/>
+      <w:r>
+        <w:t>que</w:t>
+      </w:r>
+      <w:proofErr w:type="gramEnd"/>
+      <w:r>
+        <w:t xml:space="preserve"> si cambia el identificador de un registro padre, el cambio se refleje automáticamente en los registros relacionados.</w:t>
       </w:r>
     </w:p>
     <w:p>
@@ -12093,6 +12245,7 @@
         <w:spacing w:before="240" w:after="240"/>
       </w:pPr>
       <w:r>
+        <w:lastRenderedPageBreak/>
         <w:t>Por ejemplo:</w:t>
       </w:r>
     </w:p>
@@ -12346,6 +12499,7 @@
           <w:bCs/>
           <w:noProof/>
         </w:rPr>
+        <w:lastRenderedPageBreak/>
         <w:drawing>
           <wp:inline distT="114300" distB="114300" distL="114300" distR="114300" wp14:anchorId="3AA2D511" wp14:editId="13D4B52F">
             <wp:extent cx="5731200" cy="3721100"/>
@@ -12558,6 +12712,7 @@
         <w:spacing w:before="240" w:after="240"/>
       </w:pPr>
       <w:r>
+        <w:lastRenderedPageBreak/>
         <w:t>El archivo de pruebas ejecutó correctamente:</w:t>
       </w:r>
     </w:p>
@@ -12795,6 +12950,7 @@
         <w:spacing w:before="240"/>
       </w:pPr>
       <w:r>
+        <w:lastRenderedPageBreak/>
         <w:t>utilizar una clave foránea que no existe;</w:t>
       </w:r>
     </w:p>
@@ -13019,6 +13175,7 @@
     </w:p>
     <w:p>
       <w:r>
+        <w:lastRenderedPageBreak/>
         <w:t>│   └── Informe_Tarea3.pdf</w:t>
       </w:r>
     </w:p>
@@ -13095,7 +13252,15 @@
         <w:spacing w:before="240" w:after="240"/>
       </w:pPr>
       <w:r>
-        <w:t>Con esta actividad pude entender mejor la diferencia entre tener un modelo en un diagrama y realmente llevarlo a una base de datos que funcione.</w:t>
+        <w:t xml:space="preserve">Con esta actividad pude entender mejor la diferencia entre tener un modelo en un diagrama y realmente llevarlo a una base de datos que </w:t>
+      </w:r>
+      <w:proofErr w:type="gramStart"/>
+      <w:r>
+        <w:t>funcione</w:t>
+      </w:r>
+      <w:proofErr w:type="gramEnd"/>
+      <w:r>
+        <w:t>.</w:t>
       </w:r>
     </w:p>
     <w:p>
@@ -13281,6 +13446,7 @@
           <w:sz w:val="22"/>
           <w:szCs w:val="22"/>
         </w:rPr>
+        <w:lastRenderedPageBreak/>
         <w:t xml:space="preserve">Además, la definición de restricciones a nivel de columna, como los </w:t>
       </w:r>
       <w:r>
@@ -13435,10 +13601,106 @@
     </w:p>
     <w:p>
       <w:pPr>
-        <w:spacing w:before="240" w:after="240"/>
-      </w:pPr>
-      <w:r>
-        <w:t>TEXTO</w:t>
+        <w:pStyle w:val="NormalWeb"/>
+        <w:rPr>
+          <w:rFonts w:ascii="Arial" w:hAnsi="Arial" w:cs="Arial"/>
+          <w:sz w:val="22"/>
+          <w:szCs w:val="22"/>
+        </w:rPr>
+      </w:pPr>
+      <w:r>
+        <w:rPr>
+          <w:rFonts w:ascii="Arial" w:hAnsi="Arial" w:cs="Arial"/>
+          <w:sz w:val="22"/>
+          <w:szCs w:val="22"/>
+        </w:rPr>
+        <w:t xml:space="preserve">Este proyecto nos ayudó a pasar de una </w:t>
+      </w:r>
+      <w:proofErr w:type="gramStart"/>
+      <w:r>
+        <w:rPr>
+          <w:rFonts w:ascii="Arial" w:hAnsi="Arial" w:cs="Arial"/>
+          <w:sz w:val="22"/>
+          <w:szCs w:val="22"/>
+        </w:rPr>
+        <w:t xml:space="preserve">idea </w:t>
+      </w:r>
+      <w:r>
+        <w:rPr>
+          <w:rFonts w:ascii="Arial" w:hAnsi="Arial" w:cs="Arial"/>
+          <w:sz w:val="22"/>
+          <w:szCs w:val="22"/>
+        </w:rPr>
+        <w:t xml:space="preserve"> </w:t>
+      </w:r>
+      <w:r>
+        <w:rPr>
+          <w:rFonts w:ascii="Arial" w:hAnsi="Arial" w:cs="Arial"/>
+          <w:sz w:val="22"/>
+          <w:szCs w:val="22"/>
+        </w:rPr>
+        <w:t>una</w:t>
+      </w:r>
+      <w:proofErr w:type="gramEnd"/>
+      <w:r>
+        <w:rPr>
+          <w:rFonts w:ascii="Arial" w:hAnsi="Arial" w:cs="Arial"/>
+          <w:sz w:val="22"/>
+          <w:szCs w:val="22"/>
+        </w:rPr>
+        <w:t xml:space="preserve"> red social para estudiantes</w:t>
+      </w:r>
+      <w:r>
+        <w:rPr>
+          <w:rFonts w:ascii="Arial" w:hAnsi="Arial" w:cs="Arial"/>
+          <w:sz w:val="22"/>
+          <w:szCs w:val="22"/>
+        </w:rPr>
+        <w:t xml:space="preserve"> </w:t>
+      </w:r>
+      <w:r>
+        <w:rPr>
+          <w:rFonts w:ascii="Arial" w:hAnsi="Arial" w:cs="Arial"/>
+          <w:sz w:val="22"/>
+          <w:szCs w:val="22"/>
+        </w:rPr>
+        <w:t xml:space="preserve"> a una estructura donde se puede guardar y consultar información. Creamos ejemplos de usuarios, amistades, grupos, eventos y mensajes para representar algunas actividades que podrían ocurrir en la plataforma.</w:t>
+      </w:r>
+    </w:p>
+    <w:p>
+      <w:pPr>
+        <w:pStyle w:val="NormalWeb"/>
+        <w:rPr>
+          <w:rFonts w:ascii="Arial" w:hAnsi="Arial" w:cs="Arial"/>
+          <w:sz w:val="22"/>
+          <w:szCs w:val="22"/>
+        </w:rPr>
+      </w:pPr>
+      <w:r>
+        <w:rPr>
+          <w:rFonts w:ascii="Arial" w:hAnsi="Arial" w:cs="Arial"/>
+          <w:sz w:val="22"/>
+          <w:szCs w:val="22"/>
+        </w:rPr>
+        <w:t>Al realizar las consultas, pudimos revisar los datos desde distintas perspectivas y entender cómo se relacionan entre sí. También hicimos pruebas con información incorrecta para observar cómo responde la base de datos y por qué es importante establecer ciertas reglas.</w:t>
+      </w:r>
+    </w:p>
+    <w:p>
+      <w:pPr>
+        <w:pStyle w:val="NormalWeb"/>
+        <w:rPr>
+          <w:rFonts w:ascii="Arial" w:hAnsi="Arial" w:cs="Arial"/>
+          <w:sz w:val="22"/>
+          <w:szCs w:val="22"/>
+        </w:rPr>
+      </w:pPr>
+      <w:r>
+        <w:rPr>
+          <w:rFonts w:ascii="Arial" w:hAnsi="Arial" w:cs="Arial"/>
+          <w:sz w:val="22"/>
+          <w:szCs w:val="22"/>
+        </w:rPr>
+        <w:t>En general, fue una experiencia útil para comprender mejor el trabajo que hay detrás de una aplicación. Aprendimos que una buena organización de los datos permite que la información sea más fácil de manejar y que los resultados de las consultas sean claros.</w:t>
       </w:r>
     </w:p>
     <w:p>
@@ -13587,6 +13849,7 @@
       </w:pPr>
       <w:proofErr w:type="spellStart"/>
       <w:r>
+        <w:lastRenderedPageBreak/>
         <w:t>Elmasri</w:t>
       </w:r>
       <w:proofErr w:type="spellEnd"/>
@@ -14424,7 +14687,6 @@
     <w:basedOn w:val="Normal"/>
     <w:next w:val="Normal"/>
     <w:uiPriority w:val="9"/>
-    <w:semiHidden/>
     <w:unhideWhenUsed/>
     <w:qFormat/>
     <w:pPr>
@@ -14684,7 +14946,6 @@
     <w:name w:val="Normal (Web)"/>
     <w:basedOn w:val="Normal"/>
     <w:uiPriority w:val="99"/>
-    <w:semiHidden/>
     <w:unhideWhenUsed/>
     <w:rsid w:val="008D4388"/>
     <w:pPr>
